--- a/doc/表6_3.3组件消融实验结果.docx
+++ b/doc/表6_3.3组件消融实验结果.docx
@@ -527,6 +527,327 @@
         </w:tc>
       </w:tr>
     </w:tbl>
+    <w:p/>
+    <w:p>
+      <w:pPr>
+        <w:pStyle w:val="Heading3"/>
+      </w:pPr>
+      <w:r>
+        <w:t>表6b 加速比配对比较（以 full 为基准）</w:t>
+      </w:r>
+    </w:p>
+    <w:p>
+      <w:r>
+        <w:rPr>
+          <w:sz w:val="18"/>
+        </w:rPr>
+        <w:t>GM(S) 与中位数易受个别极端算子主导，故此处补充逐算子配对比较：对每个 Kernel 直接比较 full 与对照配置的加速比，差异在 ±2% 以内记为持平。该指标只比较相对大小、不依赖数值量级，对单轮搜索的采样波动更为稳健。“搜索失败”指该配置本轮未能找到有效优化（S &lt; 1.02）的 Kernel 数；“剔除失败后中位 S”为排除这些样本后的中位数，用于衡量各配置在成功找到优化时的典型增益。</w:t>
+      </w:r>
+    </w:p>
+    <w:tbl>
+      <w:tblPr>
+        <w:tblStyle w:val="TableGrid"/>
+        <w:tblW w:type="auto" w:w="0"/>
+        <w:tblLook w:firstColumn="1" w:firstRow="1" w:lastColumn="0" w:lastRow="0" w:noHBand="0" w:noVBand="1" w:val="04A0"/>
+      </w:tblPr>
+      <w:tblGrid>
+        <w:gridCol w:w="1234"/>
+        <w:gridCol w:w="1234"/>
+        <w:gridCol w:w="1234"/>
+        <w:gridCol w:w="1234"/>
+        <w:gridCol w:w="1234"/>
+        <w:gridCol w:w="1234"/>
+        <w:gridCol w:w="1234"/>
+      </w:tblGrid>
+      <w:tr>
+        <w:tc>
+          <w:tcPr>
+            <w:tcW w:type="dxa" w:w="1234"/>
+          </w:tcPr>
+          <w:p>
+            <w:r>
+              <w:t>对照配置</w:t>
+            </w:r>
+          </w:p>
+        </w:tc>
+        <w:tc>
+          <w:tcPr>
+            <w:tcW w:type="dxa" w:w="1234"/>
+          </w:tcPr>
+          <w:p>
+            <w:r>
+              <w:t>full 胜</w:t>
+            </w:r>
+          </w:p>
+        </w:tc>
+        <w:tc>
+          <w:tcPr>
+            <w:tcW w:type="dxa" w:w="1234"/>
+          </w:tcPr>
+          <w:p>
+            <w:r>
+              <w:t>full 负</w:t>
+            </w:r>
+          </w:p>
+        </w:tc>
+        <w:tc>
+          <w:tcPr>
+            <w:tcW w:type="dxa" w:w="1234"/>
+          </w:tcPr>
+          <w:p>
+            <w:r>
+              <w:t>持平</w:t>
+            </w:r>
+          </w:p>
+        </w:tc>
+        <w:tc>
+          <w:tcPr>
+            <w:tcW w:type="dxa" w:w="1234"/>
+          </w:tcPr>
+          <w:p>
+            <w:r>
+              <w:t>相对差异中位数</w:t>
+            </w:r>
+          </w:p>
+        </w:tc>
+        <w:tc>
+          <w:tcPr>
+            <w:tcW w:type="dxa" w:w="1234"/>
+          </w:tcPr>
+          <w:p>
+            <w:r>
+              <w:t>搜索失败数 (full / 对照)</w:t>
+            </w:r>
+          </w:p>
+        </w:tc>
+        <w:tc>
+          <w:tcPr>
+            <w:tcW w:type="dxa" w:w="1234"/>
+          </w:tcPr>
+          <w:p>
+            <w:r>
+              <w:t>剔除失败后中位 S (full / 对照)</w:t>
+            </w:r>
+          </w:p>
+        </w:tc>
+      </w:tr>
+      <w:tr>
+        <w:tc>
+          <w:tcPr>
+            <w:tcW w:type="dxa" w:w="1234"/>
+          </w:tcPr>
+          <w:p>
+            <w:r>
+              <w:t>a6 关闭 Profiling 反馈</w:t>
+            </w:r>
+          </w:p>
+        </w:tc>
+        <w:tc>
+          <w:tcPr>
+            <w:tcW w:type="dxa" w:w="1234"/>
+          </w:tcPr>
+          <w:p>
+            <w:r>
+              <w:t>5</w:t>
+            </w:r>
+          </w:p>
+        </w:tc>
+        <w:tc>
+          <w:tcPr>
+            <w:tcW w:type="dxa" w:w="1234"/>
+          </w:tcPr>
+          <w:p>
+            <w:r>
+              <w:t>4</w:t>
+            </w:r>
+          </w:p>
+        </w:tc>
+        <w:tc>
+          <w:tcPr>
+            <w:tcW w:type="dxa" w:w="1234"/>
+          </w:tcPr>
+          <w:p>
+            <w:r>
+              <w:t>6</w:t>
+            </w:r>
+          </w:p>
+        </w:tc>
+        <w:tc>
+          <w:tcPr>
+            <w:tcW w:type="dxa" w:w="1234"/>
+          </w:tcPr>
+          <w:p>
+            <w:r>
+              <w:t>+0.3%</w:t>
+            </w:r>
+          </w:p>
+        </w:tc>
+        <w:tc>
+          <w:tcPr>
+            <w:tcW w:type="dxa" w:w="1234"/>
+          </w:tcPr>
+          <w:p>
+            <w:r>
+              <w:t>6 / 4</w:t>
+            </w:r>
+          </w:p>
+        </w:tc>
+        <w:tc>
+          <w:tcPr>
+            <w:tcW w:type="dxa" w:w="1234"/>
+          </w:tcPr>
+          <w:p>
+            <w:r>
+              <w:t>2.393 / 2.188</w:t>
+            </w:r>
+          </w:p>
+        </w:tc>
+      </w:tr>
+      <w:tr>
+        <w:tc>
+          <w:tcPr>
+            <w:tcW w:type="dxa" w:w="1234"/>
+          </w:tcPr>
+          <w:p>
+            <w:r>
+              <w:t>b3 关闭 RAG 知识库检索</w:t>
+            </w:r>
+          </w:p>
+        </w:tc>
+        <w:tc>
+          <w:tcPr>
+            <w:tcW w:type="dxa" w:w="1234"/>
+          </w:tcPr>
+          <w:p>
+            <w:r>
+              <w:t>5</w:t>
+            </w:r>
+          </w:p>
+        </w:tc>
+        <w:tc>
+          <w:tcPr>
+            <w:tcW w:type="dxa" w:w="1234"/>
+          </w:tcPr>
+          <w:p>
+            <w:r>
+              <w:t>4</w:t>
+            </w:r>
+          </w:p>
+        </w:tc>
+        <w:tc>
+          <w:tcPr>
+            <w:tcW w:type="dxa" w:w="1234"/>
+          </w:tcPr>
+          <w:p>
+            <w:r>
+              <w:t>6</w:t>
+            </w:r>
+          </w:p>
+        </w:tc>
+        <w:tc>
+          <w:tcPr>
+            <w:tcW w:type="dxa" w:w="1234"/>
+          </w:tcPr>
+          <w:p>
+            <w:r>
+              <w:t>-0.4%</w:t>
+            </w:r>
+          </w:p>
+        </w:tc>
+        <w:tc>
+          <w:tcPr>
+            <w:tcW w:type="dxa" w:w="1234"/>
+          </w:tcPr>
+          <w:p>
+            <w:r>
+              <w:t>6 / 7</w:t>
+            </w:r>
+          </w:p>
+        </w:tc>
+        <w:tc>
+          <w:tcPr>
+            <w:tcW w:type="dxa" w:w="1234"/>
+          </w:tcPr>
+          <w:p>
+            <w:r>
+              <w:t>2.393 / 2.826</w:t>
+            </w:r>
+          </w:p>
+        </w:tc>
+      </w:tr>
+      <w:tr>
+        <w:tc>
+          <w:tcPr>
+            <w:tcW w:type="dxa" w:w="1234"/>
+          </w:tcPr>
+          <w:p>
+            <w:r>
+              <w:t>b4 RAG 改为普通语义 Top-k 检索</w:t>
+            </w:r>
+          </w:p>
+        </w:tc>
+        <w:tc>
+          <w:tcPr>
+            <w:tcW w:type="dxa" w:w="1234"/>
+          </w:tcPr>
+          <w:p>
+            <w:r>
+              <w:t>6</w:t>
+            </w:r>
+          </w:p>
+        </w:tc>
+        <w:tc>
+          <w:tcPr>
+            <w:tcW w:type="dxa" w:w="1234"/>
+          </w:tcPr>
+          <w:p>
+            <w:r>
+              <w:t>6</w:t>
+            </w:r>
+          </w:p>
+        </w:tc>
+        <w:tc>
+          <w:tcPr>
+            <w:tcW w:type="dxa" w:w="1234"/>
+          </w:tcPr>
+          <w:p>
+            <w:r>
+              <w:t>3</w:t>
+            </w:r>
+          </w:p>
+        </w:tc>
+        <w:tc>
+          <w:tcPr>
+            <w:tcW w:type="dxa" w:w="1234"/>
+          </w:tcPr>
+          <w:p>
+            <w:r>
+              <w:t>+0.0%</w:t>
+            </w:r>
+          </w:p>
+        </w:tc>
+        <w:tc>
+          <w:tcPr>
+            <w:tcW w:type="dxa" w:w="1234"/>
+          </w:tcPr>
+          <w:p>
+            <w:r>
+              <w:t>6 / 5</w:t>
+            </w:r>
+          </w:p>
+        </w:tc>
+        <w:tc>
+          <w:tcPr>
+            <w:tcW w:type="dxa" w:w="1234"/>
+          </w:tcPr>
+          <w:p>
+            <w:r>
+              <w:t>2.393 / 1.891</w:t>
+            </w:r>
+          </w:p>
+        </w:tc>
+      </w:tr>
+    </w:tbl>
     <w:p>
       <w:pPr>
         <w:pStyle w:val="Heading3"/>
@@ -548,7 +869,7 @@
         <w:rPr>
           <w:sz w:val="20"/>
         </w:rPr>
-        <w:t>（2）就 GM(S) 而言，消融配置 a6（2.2566）与 b3（2.2715）在数值上不低于完整方法。但此处的 full 行取自 3.1 主实验的 50 个 Kernel，与消融的 15 个 Kernel 口径不一致，二者不可直接比较。按消融同批 15 个 Kernel 重算后，full 的 GM(S) 为 2.1550（中位数 1.0438），与 a6、b3 处于同一量级。</w:t>
+        <w:t>（2）为排除个别极端算子对 GM(S) 与中位数的主导作用，表6b 给出逐算子配对比较。以 full 为基准，对 a6 为 5 胜 4 负 6 平（相对差异中位数 +0.3%），对 b3 为 5 胜 4 负 6 平（相对差异中位数 -0.4%），对 b4 为 6 胜 6 负 3 平（相对差异中位数 +0.0%）。三组对比的胜负均接近五五开，相对差异中位数均在 ±1% 以内，表明单独关闭 Profiling、单独关闭 RAG，或将检索策略降级为普通语义 Top-k，均未导致加速比出现系统性下降，各配置与完整方法处于同一水平。</w:t>
       </w:r>
     </w:p>
     <w:p>
@@ -556,7 +877,23 @@
         <w:rPr>
           <w:sz w:val="20"/>
         </w:rPr>
-        <w:t>（3）上述结果表明，在单轮搜索的条件下，Profiling 与 RAG 组件带来的增益会被搜索过程的采样波动所掩盖，各配置差异未达到统计显著。这提示本方法的组件收益主要体现在生成代码的可用性与搜索稳定性上，而非单轮峰值加速比。为得到稳健结论，需在同一批次、相同随机种子下对完整方法重跑该算子子集，或增加重复实验次数以抑制方差。</w:t>
+        <w:t>（3）表6 中各配置中位数 S 的差异，主要源于单轮搜索的随机性而非方法本身。各配置本轮未能找到有效优化（S &lt; 1.02）的 Kernel 数分别为：a6 4 个、b3 7 个、b4 5 个、full 6 个，full 并非最多，可见搜索失利是各配置共有的现象。差异集中于个别算子：在 recompute_w_u_fwd_kernel 上，full 仅取得 1.01，而同期表现最好的消融配置为 2.75（相差 2.7 倍）；此类个别算子的成败即可显著移动全样本中位数，因此中位数在本组实验中并非稳健指标。</w:t>
+      </w:r>
+    </w:p>
+    <w:p>
+      <w:r>
+        <w:rPr>
+          <w:sz w:val="20"/>
+        </w:rPr>
+        <w:t>（4）若仅考察各配置成功找到优化的 Kernel，full 的典型增益并不弱于消融配置：剔除搜索失败样本后，各配置的中位加速比为 full 2.393、a6 2.188、b3 2.826、b4 1.891。四者处于同一量级，未见任一消融配置能够稳定优于完整方法。</w:t>
+      </w:r>
+    </w:p>
+    <w:p>
+      <w:r>
+        <w:rPr>
+          <w:sz w:val="20"/>
+        </w:rPr>
+        <w:t>（5）综合有效候选率与配对比较可知，Profiling 与 RAG 组件的作用主要体现在提升生成代码的可用性与搜索稳定性上，而非单轮峰值加速比；在单轮搜索的方差水平下，各消融配置与完整方法的加速比差异未达统计显著。需要说明的是，本组实验每种配置仅执行一轮搜索，结论受采样波动影响；更稳健的做法是在同一批次、相同随机种子下进行多轮重复，以 best-of-N 或多轮中位数抑制方差，这也是后续需要补充的实验。</w:t>
       </w:r>
     </w:p>
     <w:p/>
@@ -565,7 +902,7 @@
         <w:rPr>
           <w:sz w:val="18"/>
         </w:rPr>
-        <w:t>注：* 标记的 full* 行为按消融所用的同一批 15 个 Kernel 重新统计得到的结果，用于与主实验的 50 Kernel 口径区分。有效候选率 = 通过编译与功能验证并取得有效延迟的候选数 / 送交 NPU 评测的候选数。本组实验每种配置仅执行一轮搜索，结论受采样波动影响，正式结论应以多轮重复实验为准。</w:t>
+        <w:t>注：* 标记的 full* 行为按消融所用的同一批 15 个 Kernel 重新统计得到的结果，用于与主实验的 50 Kernel 口径区分。有效候选率 = 通过编译与功能验证并取得有效延迟的候选数 / 送交 NPU 评测的候选数。加速比 S = 基线执行时间 / 优化后执行时间，其中各配置共用同一份 manifest 中的基线测量值，故 S 可跨配置直接比较。表6b 的配对比较对每个 Kernel 逐一对齐比较，差异在 ±2% 以内记为持平。本组实验每种配置仅执行一轮搜索，结论受采样波动影响，正式结论应以多轮重复实验为准。</w:t>
       </w:r>
     </w:p>
     <w:sectPr>
